--- a/Week1-Automotive-Stock-Market-Analysis/Automotive_Market_Overview_and_Trend_Analysis_Report.docx
+++ b/Week1-Automotive-Stock-Market-Analysis/Automotive_Market_Overview_and_Trend_Analysis_Report.docx
@@ -42,7 +42,7 @@
     </w:p>
     <w:p>
       <w:r>
-        <w:t>This report reviews the Indian automotive equity sector using daily historical price data downloaded on 13 October 2026. The market-data analysis includes Nifty 50 and an equal-weighted auto-stock sample basket built from 11 listed manufacturers/component businesses where sufficient data were available. Yahoo Finance returned only one usable ^CNXAUTO observation during this run, so the official Nifty Auto index was not used for historical-return calculations. The most recent common price observation in the downloaded data is 12 October 2026. Over the one-year measured window, Nifty Auto returned 4.3% versus -11.4% for Nifty 50; over the available five-year window, the respective returns were 187.9% and 23.1%. Among included individual shares, the highest observed one-year return was Bharat Forge (48.7%), and the lowest was Maruti Suzuki (-30.0%). These are historical, sample-dependent outcomes, not forecasts or recommendations.</w:t>
+        <w:t>This report reviews the Indian automotive equity sector using daily historical price data downloaded on 13 October 2026. The market-data analysis includes Nifty 50 and an equal-weighted auto-stock sample basket built from 10 listed manufacturers/component businesses where sufficient data were available. Yahoo Finance returned only one usable ^CNXAUTO observation during this run, so the official Nifty Auto index was not used for historical-return calculations. The most recent common price observation in the downloaded data is 12 October 2026. Over the one-year measured window, Nifty Auto returned 4.3% versus -11.4% for Nifty 50; over the available five-year window, the respective returns were 187.9% and 23.1%. Among included individual shares, the highest observed one-year return was Bharat Forge (48.7%), and the lowest was Maruti Suzuki (-30.0%). These are historical, sample-dependent outcomes, not forecasts or recommendations.</w:t>
       </w:r>
     </w:p>
     <w:p>
@@ -63,7 +63,7 @@
         <w:pStyle w:val="ListBullet"/>
       </w:pPr>
       <w:r>
-        <w:t>Benchmark check: Nifty Auto 1Y return 4.3% compared with Nifty 50 -11.4%; the gap matters when deciding whether a stock's return is sector-specific or market-wide.</w:t>
+        <w:t>Benchmark check: Auto sample basket 1Y return 4.3% compared with Nifty 50 -11.4%; the gap helps distinguish the selected sample's performance from the broad market.</w:t>
       </w:r>
     </w:p>
     <w:p>
@@ -108,7 +108,7 @@
     </w:p>
     <w:p>
       <w:r>
-        <w:t>The task is to analyze public information about India's automotive stock market, identify trends and industry factors, visualize evidence, and explain how those factors can influence listed auto companies. The scope covers the Nifty Auto index, the broad Nifty 50 comparator, passenger vehicles, two- and three-wheelers, commercial vehicles, selected component suppliers and batteries. The company sample is deliberately representative rather than an exhaustive stock universe; it is not a recommendation list.</w:t>
+        <w:t>The task is to analyze public information about India's automotive stock market, identify trends and industry factors, visualize evidence, and explain how those factors can influence listed auto companies. The research reviews Nifty Auto as the official sector-index reference and Nifty 50 as the broad-market benchmark. For five-year historical comparison, the report uses an equal-weighted basket of the included listed auto shares because Yahoo's ^CNXAUTO feed supplied only one usable observation. The sample covers passenger vehicles, two- and three-wheelers, commercial vehicles, selected component suppliers and batteries and is not an exhaustive stock universe or a recommendation list.</w:t>
       </w:r>
     </w:p>
     <w:p>
@@ -468,7 +468,7 @@
     </w:p>
     <w:p>
       <w:r>
-        <w:t>Shows how far the Nifty Auto and Nifty 50 moved below prior peaks. Drawdowns help communicate the lived path of risk, which a single return number hides.</w:t>
+        <w:t>Shows how far the equal-weighted auto-stock sample basket and Nifty 50 moved below prior peaks. Drawdowns help communicate the lived path of risk, which a single return number hides.</w:t>
       </w:r>
     </w:p>
     <w:p>
@@ -533,7 +533,7 @@
         <w:pStyle w:val="Heading2"/>
       </w:pPr>
       <w:r>
-        <w:t>Figure 6. Nifty Auto Monthly Return Heatmap</w:t>
+        <w:t>Figure 6. Auto Sample Basket Monthly Return Heatmap</w:t>
       </w:r>
     </w:p>
     <w:p>
@@ -577,7 +577,7 @@
     </w:p>
     <w:p>
       <w:r>
-        <w:t>Highlights calendar periods of positive and negative sector returns without assuming that a seasonality pattern will repeat.</w:t>
+        <w:t>Highlights calendar periods of positive and negative returns in the selected auto-stock basket without assuming that a seasonality pattern will repeat.</w:t>
       </w:r>
     </w:p>
     <w:p>
@@ -941,7 +941,12 @@
     </w:p>
     <w:p>
       <w:r>
-        <w:t>Market data run metadata: {"generated_at_local": "2026-10-13T18:47:17+00:00", "data_source": "Yahoo Finance via yfinance public historical interface", "download_period_requested": "5y", "observed_start": "2021-10-13", "observed_end": "2026-10-12", "tickers_available": {"^NSEI": {"name": "Nifty 50", "category": "Broad-market index", "first_observation": "2021-10-13", "last_observation": "2026-10-12", "n_observations": 1234}, "MARUTI.NS": {"name": "Maruti Suzuki", "category": "Passenger vehicles", "first_observation": "2021-10-13", "last_observation": "2026-10-12", "n_observations": 1235}, "M&amp;M.NS": {"name": "Mahindra &amp; Mahindra", "category": "SUVs, LCVs and tractors", "first_observation": "2021-10-13", "last_observation": "2026-10-12", "n_observations": 1235}, "BAJAJ-AUTO.NS": {"name": "Bajaj Auto", "category": "Two/three-wheelers and exports", "first_observation": "2021-10-13", "last_observation": "2026-10-12", "n_observations": 1235}, "EICHERMOT.NS": {"name": "Eicher Motors", "category": "Motorcycles and commercial vehicles", "first_observation": "2021-10-13", "last_observation": "2026-10-12", "n_observations": 1235}, "HEROMOTOCO.NS": {"name": "Hero MotoCorp", "category": "Two-wheelers", "first_observation": "2021-10-13", "last_observation": "2026-10-12", "n_observations": 1235}, "TVSMOTOR.NS": {"name": "TVS Motor", "category": "Two/three-wheelers", "first_observation": "2021-10-13", "last_observation": "2026-10-12", "n_observations": 1235}, "ASHOKLEY.NS": {"name": "Ashok Leyland", "category": "Commercial vehicles", "first_observation": "2021-10-13", "last_observation": "2026-10-12", "n_observations": 1235}, "BHARATFORG.NS": {"name": "Bharat Forge", "category": "Auto components and industrial forging", "first_observation": "2021-10-13", "last_observation": "2026-10-12", "n_observations": 1234}, "BOSCHLTD.NS": {"name": "Bosch", "category": "Automotive technology and components", "first_observation": "2021-10-13", "last_observation": "2026-10-12", "n_observations": 1235}, "EXIDEIND.NS": {"name": "Exide Industries", "category": "Batteries", "first_observation": "2021-10-13", "last_observation": "2026-10-12", "n_observations": 1235}}, "synthetic_data_used": false, "charts_generated": ["01_sector_vs_broad_market.png", "02_company_relative_returns.png", "03_risk_return_map.png", "04_benchmark_drawdowns.png", "05_daily_return_correlation.png", "06_sector_monthly_return_heatmap.png", "07_recent_relative_trend.png"]}</w:t>
+        <w:t>[S10] Nifty Indices, Nifty Auto index overview and methodology. Nifty Auto is an Indian automotive-sector index calculated using free-float market capitalization. This report does not calculate historical official-index returns because Yahoo returned only one usable observation for its ^CNXAUTO symbol in this run; instead it uses a clearly labeled equally weighted basket of the included stock sample. URL: https://www.niftyindices.com/indices/equity/sectoral-indices/nifty-auto</w:t>
+      </w:r>
+    </w:p>
+    <w:p>
+      <w:r>
+        <w:t>Market data run metadata: {"generated_at_local": "2026-10-13T18:47:53+00:00", "data_source": "Yahoo Finance via yfinance public historical interface", "download_period_requested": "5y", "observed_start": "2021-10-13", "observed_end": "2026-10-12", "tickers_available": {"^NSEI": {"name": "Nifty 50", "category": "Broad-market index", "first_observation": "2021-10-13", "last_observation": "2026-10-12", "n_observations": 1234}, "MARUTI.NS": {"name": "Maruti Suzuki", "category": "Passenger vehicles", "first_observation": "2021-10-13", "last_observation": "2026-10-12", "n_observations": 1235}, "M&amp;M.NS": {"name": "Mahindra &amp; Mahindra", "category": "SUVs, LCVs and tractors", "first_observation": "2021-10-13", "last_observation": "2026-10-12", "n_observations": 1235}, "BAJAJ-AUTO.NS": {"name": "Bajaj Auto", "category": "Two/three-wheelers and exports", "first_observation": "2021-10-13", "last_observation": "2026-10-12", "n_observations": 1235}, "EICHERMOT.NS": {"name": "Eicher Motors", "category": "Motorcycles and commercial vehicles", "first_observation": "2021-10-13", "last_observation": "2026-10-12", "n_observations": 1235}, "HEROMOTOCO.NS": {"name": "Hero MotoCorp", "category": "Two-wheelers", "first_observation": "2021-10-13", "last_observation": "2026-10-12", "n_observations": 1235}, "TVSMOTOR.NS": {"name": "TVS Motor", "category": "Two/three-wheelers", "first_observation": "2021-10-13", "last_observation": "2026-10-12", "n_observations": 1235}, "ASHOKLEY.NS": {"name": "Ashok Leyland", "category": "Commercial vehicles", "first_observation": "2021-10-13", "last_observation": "2026-10-12", "n_observations": 1235}, "BHARATFORG.NS": {"name": "Bharat Forge", "category": "Auto components and industrial forging", "first_observation": "2021-10-13", "last_observation": "2026-10-12", "n_observations": 1234}, "BOSCHLTD.NS": {"name": "Bosch", "category": "Automotive technology and components", "first_observation": "2021-10-13", "last_observation": "2026-10-12", "n_observations": 1235}, "EXIDEIND.NS": {"name": "Exide Industries", "category": "Batteries", "first_observation": "2021-10-13", "last_observation": "2026-10-12", "n_observations": 1235}}, "synthetic_data_used": false, "charts_generated": ["01_sector_vs_broad_market.png", "02_company_relative_returns.png", "03_risk_return_map.png", "04_benchmark_drawdowns.png", "05_daily_return_correlation.png", "06_sector_monthly_return_heatmap.png", "07_recent_relative_trend.png"]}</w:t>
       </w:r>
     </w:p>
     <w:sectPr>

--- a/Week1-Automotive-Stock-Market-Analysis/Automotive_Market_Overview_and_Trend_Analysis_Report.docx
+++ b/Week1-Automotive-Stock-Market-Analysis/Automotive_Market_Overview_and_Trend_Analysis_Report.docx
@@ -42,7 +42,7 @@
     </w:p>
     <w:p>
       <w:r>
-        <w:t>This report reviews the Indian automotive equity sector using daily historical price data downloaded on 13 October 2026. The market-data analysis includes Nifty 50 and an equal-weighted auto-stock sample basket built from 10 listed manufacturers/component businesses where sufficient data were available. Yahoo Finance returned only one usable ^CNXAUTO observation during this run, so the official Nifty Auto index was not used for historical-return calculations. The most recent common price observation in the downloaded data is 12 October 2026. Over the one-year measured window, Nifty Auto returned 4.3% versus -11.4% for Nifty 50; over the available five-year window, the respective returns were 187.9% and 23.1%. Among included individual shares, the highest observed one-year return was Bharat Forge (48.7%), and the lowest was Maruti Suzuki (-30.0%). These are historical, sample-dependent outcomes, not forecasts or recommendations.</w:t>
+        <w:t>This report reviews the Indian automotive equity sector using daily historical price data downloaded on 13 October 2026. The market-data analysis includes Nifty 50 and an equal-weighted auto-stock sample basket built from 10 listed manufacturers/component businesses where sufficient data were available. Yahoo Finance returned only one usable ^CNXAUTO observation during this run, so the official Nifty Auto index was not used for historical-return calculations. The most recent common price observation in the downloaded data is 12 October 2026. Over the one-year measured window, the Auto sample basket returned 4.3% versus -11.4% for Nifty 50; over the available five-year window, the respective returns were 187.9% and 23.1%. The basket is a descriptive equal-weighted proxy, not the official Nifty Auto index. Among included individual shares, the highest observed one-year return was Bharat Forge (48.7%), and the lowest was Maruti Suzuki (-30.0%). These are historical, sample-dependent outcomes, not forecasts or recommendations.</w:t>
       </w:r>
     </w:p>
     <w:p>
@@ -946,7 +946,7 @@
     </w:p>
     <w:p>
       <w:r>
-        <w:t>Market data run metadata: {"generated_at_local": "2026-10-13T18:47:53+00:00", "data_source": "Yahoo Finance via yfinance public historical interface", "download_period_requested": "5y", "observed_start": "2021-10-13", "observed_end": "2026-10-12", "tickers_available": {"^NSEI": {"name": "Nifty 50", "category": "Broad-market index", "first_observation": "2021-10-13", "last_observation": "2026-10-12", "n_observations": 1234}, "MARUTI.NS": {"name": "Maruti Suzuki", "category": "Passenger vehicles", "first_observation": "2021-10-13", "last_observation": "2026-10-12", "n_observations": 1235}, "M&amp;M.NS": {"name": "Mahindra &amp; Mahindra", "category": "SUVs, LCVs and tractors", "first_observation": "2021-10-13", "last_observation": "2026-10-12", "n_observations": 1235}, "BAJAJ-AUTO.NS": {"name": "Bajaj Auto", "category": "Two/three-wheelers and exports", "first_observation": "2021-10-13", "last_observation": "2026-10-12", "n_observations": 1235}, "EICHERMOT.NS": {"name": "Eicher Motors", "category": "Motorcycles and commercial vehicles", "first_observation": "2021-10-13", "last_observation": "2026-10-12", "n_observations": 1235}, "HEROMOTOCO.NS": {"name": "Hero MotoCorp", "category": "Two-wheelers", "first_observation": "2021-10-13", "last_observation": "2026-10-12", "n_observations": 1235}, "TVSMOTOR.NS": {"name": "TVS Motor", "category": "Two/three-wheelers", "first_observation": "2021-10-13", "last_observation": "2026-10-12", "n_observations": 1235}, "ASHOKLEY.NS": {"name": "Ashok Leyland", "category": "Commercial vehicles", "first_observation": "2021-10-13", "last_observation": "2026-10-12", "n_observations": 1235}, "BHARATFORG.NS": {"name": "Bharat Forge", "category": "Auto components and industrial forging", "first_observation": "2021-10-13", "last_observation": "2026-10-12", "n_observations": 1234}, "BOSCHLTD.NS": {"name": "Bosch", "category": "Automotive technology and components", "first_observation": "2021-10-13", "last_observation": "2026-10-12", "n_observations": 1235}, "EXIDEIND.NS": {"name": "Exide Industries", "category": "Batteries", "first_observation": "2021-10-13", "last_observation": "2026-10-12", "n_observations": 1235}}, "synthetic_data_used": false, "charts_generated": ["01_sector_vs_broad_market.png", "02_company_relative_returns.png", "03_risk_return_map.png", "04_benchmark_drawdowns.png", "05_daily_return_correlation.png", "06_sector_monthly_return_heatmap.png", "07_recent_relative_trend.png"]}</w:t>
+        <w:t>Market data run metadata: {"generated_at_local": "2026-10-13T18:48:35+00:00", "data_source": "Yahoo Finance via yfinance public historical interface", "download_period_requested": "5y", "observed_start": "2021-10-13", "observed_end": "2026-10-12", "tickers_available": {"^NSEI": {"name": "Nifty 50", "category": "Broad-market index", "first_observation": "2021-10-13", "last_observation": "2026-10-12", "n_observations": 1234}, "MARUTI.NS": {"name": "Maruti Suzuki", "category": "Passenger vehicles", "first_observation": "2021-10-13", "last_observation": "2026-10-12", "n_observations": 1235}, "M&amp;M.NS": {"name": "Mahindra &amp; Mahindra", "category": "SUVs, LCVs and tractors", "first_observation": "2021-10-13", "last_observation": "2026-10-12", "n_observations": 1235}, "BAJAJ-AUTO.NS": {"name": "Bajaj Auto", "category": "Two/three-wheelers and exports", "first_observation": "2021-10-13", "last_observation": "2026-10-12", "n_observations": 1235}, "EICHERMOT.NS": {"name": "Eicher Motors", "category": "Motorcycles and commercial vehicles", "first_observation": "2021-10-13", "last_observation": "2026-10-12", "n_observations": 1235}, "HEROMOTOCO.NS": {"name": "Hero MotoCorp", "category": "Two-wheelers", "first_observation": "2021-10-13", "last_observation": "2026-10-12", "n_observations": 1235}, "TVSMOTOR.NS": {"name": "TVS Motor", "category": "Two/three-wheelers", "first_observation": "2021-10-13", "last_observation": "2026-10-12", "n_observations": 1235}, "ASHOKLEY.NS": {"name": "Ashok Leyland", "category": "Commercial vehicles", "first_observation": "2021-10-13", "last_observation": "2026-10-12", "n_observations": 1235}, "BHARATFORG.NS": {"name": "Bharat Forge", "category": "Auto components and industrial forging", "first_observation": "2021-10-13", "last_observation": "2026-10-12", "n_observations": 1234}, "BOSCHLTD.NS": {"name": "Bosch", "category": "Automotive technology and components", "first_observation": "2021-10-13", "last_observation": "2026-10-12", "n_observations": 1235}, "EXIDEIND.NS": {"name": "Exide Industries", "category": "Batteries", "first_observation": "2021-10-13", "last_observation": "2026-10-12", "n_observations": 1235}}, "synthetic_data_used": false, "charts_generated": ["01_sector_vs_broad_market.png", "02_company_relative_returns.png", "03_risk_return_map.png", "04_benchmark_drawdowns.png", "05_daily_return_correlation.png", "06_sector_monthly_return_heatmap.png", "07_recent_relative_trend.png"]}</w:t>
       </w:r>
     </w:p>
     <w:sectPr>

--- a/Week1-Automotive-Stock-Market-Analysis/Automotive_Market_Overview_and_Trend_Analysis_Report.docx
+++ b/Week1-Automotive-Stock-Market-Analysis/Automotive_Market_Overview_and_Trend_Analysis_Report.docx
@@ -254,13 +254,9 @@
       </w:r>
     </w:p>
     <w:p>
-      <w:r>
-        <w:br w:type="page"/>
-      </w:r>
-    </w:p>
-    <w:p>
       <w:pPr>
         <w:pStyle w:val="Heading2"/>
+        <w:keepNext/>
       </w:pPr>
       <w:r>
         <w:t>Figure 1. Five-Year Indexed Trend: Auto Sector vs Broad Market</w:t>
@@ -306,6 +302,9 @@
       </w:r>
     </w:p>
     <w:p>
+      <w:pPr>
+        <w:keepLines/>
+      </w:pPr>
       <w:r>
         <w:t>Rebases the two benchmark lines to a common starting value so relative direction and compounding can be compared. It does not compare nominal index levels.</w:t>
       </w:r>
@@ -313,6 +312,7 @@
     <w:p>
       <w:pPr>
         <w:pStyle w:val="Heading2"/>
+        <w:keepNext/>
       </w:pPr>
       <w:r>
         <w:t>Figure 2. Individual Auto Stocks: One-Year vs Available Five-Year Return</w:t>
@@ -358,18 +358,17 @@
       </w:r>
     </w:p>
     <w:p>
+      <w:pPr>
+        <w:keepLines/>
+      </w:pPr>
       <w:r>
         <w:t>Shows dispersion across listed companies. The cross-section supports avoiding one-size-fits-all sector conclusions; history lengths and corporate actions may differ.</w:t>
       </w:r>
     </w:p>
     <w:p>
-      <w:r>
-        <w:br w:type="page"/>
-      </w:r>
-    </w:p>
-    <w:p>
       <w:pPr>
         <w:pStyle w:val="Heading2"/>
+        <w:keepNext/>
       </w:pPr>
       <w:r>
         <w:t>Figure 3. Observed Return vs Annualized Volatility</w:t>
@@ -415,6 +414,9 @@
       </w:r>
     </w:p>
     <w:p>
+      <w:pPr>
+        <w:keepLines/>
+      </w:pPr>
       <w:r>
         <w:t>Maps return against realized risk. A high return/high volatility point is not automatically better than a lower-risk outcome, and past return is not expected return.</w:t>
       </w:r>
@@ -422,6 +424,7 @@
     <w:p>
       <w:pPr>
         <w:pStyle w:val="Heading2"/>
+        <w:keepNext/>
       </w:pPr>
       <w:r>
         <w:t>Figure 4. Benchmark Drawdowns</w:t>
@@ -467,18 +470,17 @@
       </w:r>
     </w:p>
     <w:p>
+      <w:pPr>
+        <w:keepLines/>
+      </w:pPr>
       <w:r>
         <w:t>Shows how far the equal-weighted auto-stock sample basket and Nifty 50 moved below prior peaks. Drawdowns help communicate the lived path of risk, which a single return number hides.</w:t>
       </w:r>
     </w:p>
     <w:p>
-      <w:r>
-        <w:br w:type="page"/>
-      </w:r>
-    </w:p>
-    <w:p>
       <w:pPr>
         <w:pStyle w:val="Heading2"/>
+        <w:keepNext/>
       </w:pPr>
       <w:r>
         <w:t>Figure 5. Daily-Return Correlation</w:t>
@@ -524,6 +526,9 @@
       </w:r>
     </w:p>
     <w:p>
+      <w:pPr>
+        <w:keepLines/>
+      </w:pPr>
       <w:r>
         <w:t>Shows which stocks tended to co-move over the overlapping daily window. Correlation can change in stress periods and does not itself make a diversified portfolio.</w:t>
       </w:r>
@@ -531,6 +536,7 @@
     <w:p>
       <w:pPr>
         <w:pStyle w:val="Heading2"/>
+        <w:keepNext/>
       </w:pPr>
       <w:r>
         <w:t>Figure 6. Auto Sample Basket Monthly Return Heatmap</w:t>
@@ -576,18 +582,17 @@
       </w:r>
     </w:p>
     <w:p>
+      <w:pPr>
+        <w:keepLines/>
+      </w:pPr>
       <w:r>
         <w:t>Highlights calendar periods of positive and negative returns in the selected auto-stock basket without assuming that a seasonality pattern will repeat.</w:t>
       </w:r>
     </w:p>
     <w:p>
-      <w:r>
-        <w:br w:type="page"/>
-      </w:r>
-    </w:p>
-    <w:p>
       <w:pPr>
         <w:pStyle w:val="Heading2"/>
+        <w:keepNext/>
       </w:pPr>
       <w:r>
         <w:t>Figure 7. Latest One-Year Relative Trend</w:t>
@@ -633,6 +638,9 @@
       </w:r>
     </w:p>
     <w:p>
+      <w:pPr>
+        <w:keepLines/>
+      </w:pPr>
       <w:r>
         <w:t>Provides more recent context for the sector-vs-market relationship; it remains backward-looking and should be connected to valuation and fundamentals.</w:t>
       </w:r>
@@ -946,7 +954,12 @@
     </w:p>
     <w:p>
       <w:r>
-        <w:t>Market data run metadata: {"generated_at_local": "2026-10-13T18:48:35+00:00", "data_source": "Yahoo Finance via yfinance public historical interface", "download_period_requested": "5y", "observed_start": "2021-10-13", "observed_end": "2026-10-12", "tickers_available": {"^NSEI": {"name": "Nifty 50", "category": "Broad-market index", "first_observation": "2021-10-13", "last_observation": "2026-10-12", "n_observations": 1234}, "MARUTI.NS": {"name": "Maruti Suzuki", "category": "Passenger vehicles", "first_observation": "2021-10-13", "last_observation": "2026-10-12", "n_observations": 1235}, "M&amp;M.NS": {"name": "Mahindra &amp; Mahindra", "category": "SUVs, LCVs and tractors", "first_observation": "2021-10-13", "last_observation": "2026-10-12", "n_observations": 1235}, "BAJAJ-AUTO.NS": {"name": "Bajaj Auto", "category": "Two/three-wheelers and exports", "first_observation": "2021-10-13", "last_observation": "2026-10-12", "n_observations": 1235}, "EICHERMOT.NS": {"name": "Eicher Motors", "category": "Motorcycles and commercial vehicles", "first_observation": "2021-10-13", "last_observation": "2026-10-12", "n_observations": 1235}, "HEROMOTOCO.NS": {"name": "Hero MotoCorp", "category": "Two-wheelers", "first_observation": "2021-10-13", "last_observation": "2026-10-12", "n_observations": 1235}, "TVSMOTOR.NS": {"name": "TVS Motor", "category": "Two/three-wheelers", "first_observation": "2021-10-13", "last_observation": "2026-10-12", "n_observations": 1235}, "ASHOKLEY.NS": {"name": "Ashok Leyland", "category": "Commercial vehicles", "first_observation": "2021-10-13", "last_observation": "2026-10-12", "n_observations": 1235}, "BHARATFORG.NS": {"name": "Bharat Forge", "category": "Auto components and industrial forging", "first_observation": "2021-10-13", "last_observation": "2026-10-12", "n_observations": 1234}, "BOSCHLTD.NS": {"name": "Bosch", "category": "Automotive technology and components", "first_observation": "2021-10-13", "last_observation": "2026-10-12", "n_observations": 1235}, "EXIDEIND.NS": {"name": "Exide Industries", "category": "Batteries", "first_observation": "2021-10-13", "last_observation": "2026-10-12", "n_observations": 1235}}, "synthetic_data_used": false, "charts_generated": ["01_sector_vs_broad_market.png", "02_company_relative_returns.png", "03_risk_return_map.png", "04_benchmark_drawdowns.png", "05_daily_return_correlation.png", "06_sector_monthly_return_heatmap.png", "07_recent_relative_trend.png"]}</w:t>
+        <w:t>Market-data retrieval timestamp: 2026-10-13T18:50:48+00:00. Requested window: 5y; observed date range: 2021-10-13 to 2026-10-12.</w:t>
+      </w:r>
+    </w:p>
+    <w:p>
+      <w:r>
+        <w:t>Usable source histories: 11. No synthetic market prices were used. Detailed ticker coverage, row counts and generated chart names are preserved in outputs/run_metadata.json.</w:t>
       </w:r>
     </w:p>
     <w:sectPr>

--- a/Week1-Automotive-Stock-Market-Analysis/Automotive_Market_Overview_and_Trend_Analysis_Report.docx
+++ b/Week1-Automotive-Stock-Market-Analysis/Automotive_Market_Overview_and_Trend_Analysis_Report.docx
@@ -259,7 +259,7 @@
         <w:keepNext/>
       </w:pPr>
       <w:r>
-        <w:t>Figure 1. Five-Year Indexed Trend: Auto Sector vs Broad Market</w:t>
+        <w:t>Figure 1. Five-Year Indexed Trend: Auto Sample Basket vs Broad Market</w:t>
       </w:r>
     </w:p>
     <w:p>
@@ -306,7 +306,7 @@
         <w:keepLines/>
       </w:pPr>
       <w:r>
-        <w:t>Rebases the two benchmark lines to a common starting value so relative direction and compounding can be compared. It does not compare nominal index levels.</w:t>
+        <w:t>Rebases the equal-weighted automotive sample basket and Nifty 50 to a common starting value so relative direction and compounding can be compared. It does not compare nominal index levels or represent the official Nifty Auto index.</w:t>
       </w:r>
     </w:p>
     <w:p>
@@ -954,7 +954,7 @@
     </w:p>
     <w:p>
       <w:r>
-        <w:t>Market-data retrieval timestamp: 2026-10-13T18:50:48+00:00. Requested window: 5y; observed date range: 2021-10-13 to 2026-10-12.</w:t>
+        <w:t>Market-data retrieval timestamp: 2026-10-13T18:51:26+00:00. Requested window: 5y; observed date range: 2021-10-13 to 2026-10-12.</w:t>
       </w:r>
     </w:p>
     <w:p>

--- a/Week1-Automotive-Stock-Market-Analysis/Automotive_Market_Overview_and_Trend_Analysis_Report.docx
+++ b/Week1-Automotive-Stock-Market-Analysis/Automotive_Market_Overview_and_Trend_Analysis_Report.docx
@@ -954,7 +954,7 @@
     </w:p>
     <w:p>
       <w:r>
-        <w:t>Market-data retrieval timestamp: 2026-10-13T18:51:26+00:00. Requested window: 5y; observed date range: 2021-10-13 to 2026-10-12.</w:t>
+        <w:t>Market-data retrieval timestamp: 2026-10-13T19:03:14+00:00. Requested window: 5y; observed date range: 2021-10-13 to 2026-10-12.</w:t>
       </w:r>
     </w:p>
     <w:p>
